--- a/Docs/SecurityDocs/SD20S-SUPPLEMENTARY DEED TO SD-20 (COMPOSITE HYPOTHECATION DEED SD20(S)).docx
+++ b/Docs/SecurityDocs/SD20S-SUPPLEMENTARY DEED TO SD-20 (COMPOSITE HYPOTHECATION DEED SD20(S)).docx
@@ -1,6 +1,6 @@
 
 <file path=word/document.xml><?xml version="1.0" encoding="utf-8"?>
-<w:document xmlns:wpc="http://schemas.microsoft.com/office/word/2010/wordprocessingCanvas" xmlns:cx="http://schemas.microsoft.com/office/drawing/2014/chartex" xmlns:cx1="http://schemas.microsoft.com/office/drawing/2015/9/8/chartex" xmlns:cx2="http://schemas.microsoft.com/office/drawing/2015/10/21/chartex" xmlns:cx3="http://schemas.microsoft.com/office/drawing/2016/5/9/chartex" xmlns:cx4="http://schemas.microsoft.com/office/drawing/2016/5/10/chartex" xmlns:cx5="http://schemas.microsoft.com/office/drawing/2016/5/11/chartex" xmlns:cx6="http://schemas.microsoft.com/office/drawing/2016/5/12/chartex" xmlns:cx7="http://schemas.microsoft.com/office/drawing/2016/5/13/chartex" xmlns:cx8="http://schemas.microsoft.com/office/drawing/2016/5/14/chartex" xmlns:mc="http://schemas.openxmlformats.org/markup-compatibility/2006" xmlns:aink="http://schemas.microsoft.com/office/drawing/2016/ink" xmlns:am3d="http://schemas.microsoft.com/office/drawing/2017/model3d" xmlns:o="urn:schemas-microsoft-com:office:office" xmlns:oel="http://schemas.microsoft.com/office/2019/extlst" xmlns:r="http://schemas.openxmlformats.org/officeDocument/2006/relationships" xmlns:m="http://schemas.openxmlformats.org/officeDocument/2006/math" xmlns:v="urn:schemas-microsoft-com:vml" xmlns:wp14="http://schemas.microsoft.com/office/word/2010/wordprocessingDrawing" xmlns:wp="http://schemas.openxmlformats.org/drawingml/2006/wordprocessingDrawing" xmlns:w10="urn:schemas-microsoft-com:office:word" xmlns:w="http://schemas.openxmlformats.org/wordprocessingml/2006/main" xmlns:w14="http://schemas.microsoft.com/office/word/2010/wordml" xmlns:w15="http://schemas.microsoft.com/office/word/2012/wordml" xmlns:w16cei="http://schemas.microsoft.com/office/word/2026/wordml/cei" xmlns:w16cex="http://schemas.microsoft.com/office/word/2018/wordml/cex" xmlns:w16cid="http://schemas.microsoft.com/office/word/2016/wordml/cid" xmlns:w16="http://schemas.microsoft.com/office/word/2018/wordml" xmlns:w16du="http://schemas.microsoft.com/office/word/2023/wordml/word16du" xmlns:w16sdtdh="http://schemas.microsoft.com/office/word/2020/wordml/sdtdatahash" xmlns:w16sdtfl="http://schemas.microsoft.com/office/word/2024/wordml/sdtformatlock" xmlns:w16se="http://schemas.microsoft.com/office/word/2015/wordml/symex" xmlns:wpg="http://schemas.microsoft.com/office/word/2010/wordprocessingGroup" xmlns:wpi="http://schemas.microsoft.com/office/word/2010/wordprocessingInk" xmlns:wne="http://schemas.microsoft.com/office/word/2006/wordml" xmlns:wps="http://schemas.microsoft.com/office/word/2010/wordprocessingShape" mc:Ignorable="w14 w15 w16se w16cid w16 w16cex w16sdtdh w16sdtfl w16du wp14">
+<w:document xmlns:wpc="http://schemas.microsoft.com/office/word/2010/wordprocessingCanvas" xmlns:cx="http://schemas.microsoft.com/office/drawing/2014/chartex" xmlns:cx1="http://schemas.microsoft.com/office/drawing/2015/9/8/chartex" xmlns:cx2="http://schemas.microsoft.com/office/drawing/2015/10/21/chartex" xmlns:cx3="http://schemas.microsoft.com/office/drawing/2016/5/9/chartex" xmlns:cx4="http://schemas.microsoft.com/office/drawing/2016/5/10/chartex" xmlns:cx5="http://schemas.microsoft.com/office/drawing/2016/5/11/chartex" xmlns:cx6="http://schemas.microsoft.com/office/drawing/2016/5/12/chartex" xmlns:cx7="http://schemas.microsoft.com/office/drawing/2016/5/13/chartex" xmlns:cx8="http://schemas.microsoft.com/office/drawing/2016/5/14/chartex" xmlns:mc="http://schemas.openxmlformats.org/markup-compatibility/2006" xmlns:aink="http://schemas.microsoft.com/office/drawing/2016/ink" xmlns:am3d="http://schemas.microsoft.com/office/drawing/2017/model3d" xmlns:o="urn:schemas-microsoft-com:office:office" xmlns:oel="http://schemas.microsoft.com/office/2019/extlst" xmlns:r="http://schemas.openxmlformats.org/officeDocument/2006/relationships" xmlns:m="http://schemas.openxmlformats.org/officeDocument/2006/math" xmlns:v="urn:schemas-microsoft-com:vml" xmlns:wp14="http://schemas.microsoft.com/office/word/2010/wordprocessingDrawing" xmlns:wp="http://schemas.openxmlformats.org/drawingml/2006/wordprocessingDrawing" xmlns:w10="urn:schemas-microsoft-com:office:word" xmlns:w="http://schemas.openxmlformats.org/wordprocessingml/2006/main" xmlns:w14="http://schemas.microsoft.com/office/word/2010/wordml" xmlns:w15="http://schemas.microsoft.com/office/word/2012/wordml" xmlns:w16cex="http://schemas.microsoft.com/office/word/2018/wordml/cex" xmlns:w16cid="http://schemas.microsoft.com/office/word/2016/wordml/cid" xmlns:w16="http://schemas.microsoft.com/office/word/2018/wordml" xmlns:w16du="http://schemas.microsoft.com/office/word/2023/wordml/word16du" xmlns:w16sdtdh="http://schemas.microsoft.com/office/word/2020/wordml/sdtdatahash" xmlns:w16sdtfl="http://schemas.microsoft.com/office/word/2024/wordml/sdtformatlock" xmlns:w16se="http://schemas.microsoft.com/office/word/2015/wordml/symex" xmlns:wpg="http://schemas.microsoft.com/office/word/2010/wordprocessingGroup" xmlns:wpi="http://schemas.microsoft.com/office/word/2010/wordprocessingInk" xmlns:wne="http://schemas.microsoft.com/office/word/2006/wordml" xmlns:wps="http://schemas.microsoft.com/office/word/2010/wordprocessingShape" mc:Ignorable="w14 w15 w16se w16cid w16 w16cex w16sdtdh w16sdtfl w16du wp14">
   <w:body>
     <w:p>
       <w:pPr>
@@ -64,7 +64,23 @@
           <w:sz w:val="26"/>
           <w:szCs w:val="26"/>
         </w:rPr>
-        <w:t xml:space="preserve">BRANCH {{BRANCH_NAME}} </w:t>
+        <w:t xml:space="preserve">BRANCH </w:t>
+      </w:r>
+      <w:r>
+        <w:rPr>
+          <w:b/>
+          <w:bCs/>
+          <w:sz w:val="26"/>
+          <w:szCs w:val="26"/>
+        </w:rPr>
+        <w:t>{{BRANCH_NAME}}</w:t>
+      </w:r>
+      <w:r>
+        <w:rPr>
+          <w:sz w:val="26"/>
+          <w:szCs w:val="26"/>
+        </w:rPr>
+        <w:t xml:space="preserve"> </w:t>
       </w:r>
     </w:p>
     <w:p>
@@ -80,7 +96,87 @@
           <w:sz w:val="26"/>
           <w:szCs w:val="26"/>
         </w:rPr>
-        <w:t xml:space="preserve">THIS SUPPLEMENTAL DEED TO COMPOSITE HYPOTHECATION DEED made at {{PLACE}} on the {{DAY}} day of {{MONTH}} 20{{YEAR_YY}} BY {{BORROWER_NAME}} (hereinafter called "the Borrower" more fully described in Schedule I hereunder, which expression shall whenever not repugnant to the context means and includes its successors from time to time) IN FAVOUR OF Union Bank of India, a Body Corporate constituted under Banking Companies (Acquisition &amp; Transfer of Undertakings) Act, 1970 having its Head Office at Mumbai and a Branch office at/named {{BRANCH_NAME}} (Hereinafter called "the Bank" which expression shall whenever not repugnant to the context or meaning thereof include its successors and assigns from time to time) </w:t>
+        <w:t xml:space="preserve">THIS SUPPLEMENTAL DEED TO COMPOSITE HYPOTHECATION DEED made at </w:t>
+      </w:r>
+      <w:r>
+        <w:rPr>
+          <w:b/>
+          <w:bCs/>
+          <w:sz w:val="26"/>
+          <w:szCs w:val="26"/>
+        </w:rPr>
+        <w:t>{{PLACE}}</w:t>
+      </w:r>
+      <w:r>
+        <w:rPr>
+          <w:sz w:val="26"/>
+          <w:szCs w:val="26"/>
+        </w:rPr>
+        <w:t xml:space="preserve"> on the </w:t>
+      </w:r>
+      <w:r>
+        <w:rPr>
+          <w:b/>
+          <w:bCs/>
+          <w:sz w:val="26"/>
+          <w:szCs w:val="26"/>
+        </w:rPr>
+        <w:t>{{DAY}}</w:t>
+      </w:r>
+      <w:r>
+        <w:rPr>
+          <w:sz w:val="26"/>
+          <w:szCs w:val="26"/>
+        </w:rPr>
+        <w:t xml:space="preserve"> day of </w:t>
+      </w:r>
+      <w:r>
+        <w:rPr>
+          <w:b/>
+          <w:bCs/>
+          <w:sz w:val="26"/>
+          <w:szCs w:val="26"/>
+        </w:rPr>
+        <w:t>{{MONTH}} 20{{YEAR_YY}}</w:t>
+      </w:r>
+      <w:r>
+        <w:rPr>
+          <w:sz w:val="26"/>
+          <w:szCs w:val="26"/>
+        </w:rPr>
+        <w:t xml:space="preserve"> BY </w:t>
+      </w:r>
+      <w:r>
+        <w:rPr>
+          <w:b/>
+          <w:bCs/>
+          <w:sz w:val="26"/>
+          <w:szCs w:val="26"/>
+        </w:rPr>
+        <w:t>{{BORROWER_NAME}}</w:t>
+      </w:r>
+      <w:r>
+        <w:rPr>
+          <w:sz w:val="26"/>
+          <w:szCs w:val="26"/>
+        </w:rPr>
+        <w:t xml:space="preserve"> (hereinafter called "the Borrower" more fully described in Schedule I hereunder, which expression shall whenever not repugnant to the context means and includes its successors from time to time) IN FAVOUR OF Union Bank of India, a Body Corporate constituted under Banking Companies (Acquisition &amp; Transfer of Undertakings) Act, 1970 having its Head Office at Mumbai and a Branch office at/named </w:t>
+      </w:r>
+      <w:r>
+        <w:rPr>
+          <w:b/>
+          <w:bCs/>
+          <w:sz w:val="26"/>
+          <w:szCs w:val="26"/>
+        </w:rPr>
+        <w:t>{{BRANCH_NAME}}</w:t>
+      </w:r>
+      <w:r>
+        <w:rPr>
+          <w:sz w:val="26"/>
+          <w:szCs w:val="26"/>
+        </w:rPr>
+        <w:t xml:space="preserve"> (Hereinafter called "the Bank" which expression shall whenever not repugnant to the context or meaning thereof include its successors and assigns from time to time) </w:t>
       </w:r>
     </w:p>
     <w:p>
@@ -96,7 +192,41 @@
           <w:sz w:val="26"/>
           <w:szCs w:val="26"/>
         </w:rPr>
-        <w:t xml:space="preserve">WHEREAS by a COMPOSITE HYPOTHECATION DEED DATED {{SD05_AGREEMENT_DATE}} executed by the Borrower in favour of the Bank in consideration of the following credit facilities granted by the Bank in favour of the Borrower at the rate of interest shown below: </w:t>
+        <w:t xml:space="preserve">WHEREAS by a COMPOSITE HYPOTHECATION DEED DATED </w:t>
+      </w:r>
+      <w:r>
+        <w:rPr>
+          <w:b/>
+          <w:bCs/>
+          <w:sz w:val="26"/>
+          <w:szCs w:val="26"/>
+        </w:rPr>
+        <w:t>{{SD</w:t>
+      </w:r>
+      <w:r>
+        <w:rPr>
+          <w:b/>
+          <w:bCs/>
+          <w:sz w:val="26"/>
+          <w:szCs w:val="26"/>
+        </w:rPr>
+        <w:t>20</w:t>
+      </w:r>
+      <w:r>
+        <w:rPr>
+          <w:b/>
+          <w:bCs/>
+          <w:sz w:val="26"/>
+          <w:szCs w:val="26"/>
+        </w:rPr>
+        <w:t>_AGREEMENT_DATE}}</w:t>
+      </w:r>
+      <w:r>
+        <w:rPr>
+          <w:sz w:val="26"/>
+          <w:szCs w:val="26"/>
+        </w:rPr>
+        <w:t xml:space="preserve"> executed by the Borrower in favour of the Bank in consideration of the following credit facilities granted by the Bank in favour of the Borrower at the rate of interest shown below: </w:t>
       </w:r>
     </w:p>
     <w:tbl>
@@ -112,9 +242,9 @@
         <w:tblLook w:val="04A0" w:firstRow="1" w:lastRow="0" w:firstColumn="1" w:lastColumn="0" w:noHBand="0" w:noVBand="1"/>
       </w:tblPr>
       <w:tblGrid>
-        <w:gridCol w:w="3160"/>
+        <w:gridCol w:w="3155"/>
         <w:gridCol w:w="2401"/>
-        <w:gridCol w:w="3449"/>
+        <w:gridCol w:w="3454"/>
       </w:tblGrid>
       <w:tr>
         <w:trPr>
@@ -142,12 +272,16 @@
           <w:p>
             <w:pPr>
               <w:rPr>
-                <w:sz w:val="26"/>
-                <w:szCs w:val="26"/>
-              </w:rPr>
-            </w:pPr>
-            <w:r>
-              <w:rPr>
+                <w:b/>
+                <w:bCs/>
+                <w:sz w:val="26"/>
+                <w:szCs w:val="26"/>
+              </w:rPr>
+            </w:pPr>
+            <w:r>
+              <w:rPr>
+                <w:b/>
+                <w:bCs/>
                 <w:sz w:val="26"/>
                 <w:szCs w:val="26"/>
               </w:rPr>
@@ -176,12 +310,16 @@
           <w:p>
             <w:pPr>
               <w:rPr>
-                <w:sz w:val="26"/>
-                <w:szCs w:val="26"/>
-              </w:rPr>
-            </w:pPr>
-            <w:r>
-              <w:rPr>
+                <w:b/>
+                <w:bCs/>
+                <w:sz w:val="26"/>
+                <w:szCs w:val="26"/>
+              </w:rPr>
+            </w:pPr>
+            <w:r>
+              <w:rPr>
+                <w:b/>
+                <w:bCs/>
                 <w:sz w:val="26"/>
                 <w:szCs w:val="26"/>
               </w:rPr>
@@ -210,12 +348,16 @@
           <w:p>
             <w:pPr>
               <w:rPr>
-                <w:sz w:val="26"/>
-                <w:szCs w:val="26"/>
-              </w:rPr>
-            </w:pPr>
-            <w:r>
-              <w:rPr>
+                <w:b/>
+                <w:bCs/>
+                <w:sz w:val="26"/>
+                <w:szCs w:val="26"/>
+              </w:rPr>
+            </w:pPr>
+            <w:r>
+              <w:rPr>
+                <w:b/>
+                <w:bCs/>
                 <w:sz w:val="26"/>
                 <w:szCs w:val="26"/>
               </w:rPr>
@@ -249,12 +391,16 @@
           <w:p>
             <w:pPr>
               <w:rPr>
-                <w:sz w:val="26"/>
-                <w:szCs w:val="26"/>
-              </w:rPr>
-            </w:pPr>
-            <w:r>
-              <w:rPr>
+                <w:b/>
+                <w:bCs/>
+                <w:sz w:val="26"/>
+                <w:szCs w:val="26"/>
+              </w:rPr>
+            </w:pPr>
+            <w:r>
+              <w:rPr>
+                <w:b/>
+                <w:bCs/>
                 <w:sz w:val="26"/>
                 <w:szCs w:val="26"/>
               </w:rPr>
@@ -283,12 +429,16 @@
           <w:p>
             <w:pPr>
               <w:rPr>
-                <w:sz w:val="26"/>
-                <w:szCs w:val="26"/>
-              </w:rPr>
-            </w:pPr>
-            <w:r>
-              <w:rPr>
+                <w:b/>
+                <w:bCs/>
+                <w:sz w:val="26"/>
+                <w:szCs w:val="26"/>
+              </w:rPr>
+            </w:pPr>
+            <w:r>
+              <w:rPr>
+                <w:b/>
+                <w:bCs/>
                 <w:sz w:val="26"/>
                 <w:szCs w:val="26"/>
               </w:rPr>
@@ -317,12 +467,16 @@
           <w:p>
             <w:pPr>
               <w:rPr>
-                <w:sz w:val="26"/>
-                <w:szCs w:val="26"/>
-              </w:rPr>
-            </w:pPr>
-            <w:r>
-              <w:rPr>
+                <w:b/>
+                <w:bCs/>
+                <w:sz w:val="26"/>
+                <w:szCs w:val="26"/>
+              </w:rPr>
+            </w:pPr>
+            <w:r>
+              <w:rPr>
+                <w:b/>
+                <w:bCs/>
                 <w:sz w:val="26"/>
                 <w:szCs w:val="26"/>
               </w:rPr>
@@ -356,12 +510,16 @@
           <w:p>
             <w:pPr>
               <w:rPr>
-                <w:sz w:val="26"/>
-                <w:szCs w:val="26"/>
-              </w:rPr>
-            </w:pPr>
-            <w:r>
-              <w:rPr>
+                <w:b/>
+                <w:bCs/>
+                <w:sz w:val="26"/>
+                <w:szCs w:val="26"/>
+              </w:rPr>
+            </w:pPr>
+            <w:r>
+              <w:rPr>
+                <w:b/>
+                <w:bCs/>
                 <w:sz w:val="26"/>
                 <w:szCs w:val="26"/>
               </w:rPr>
@@ -390,12 +548,16 @@
           <w:p>
             <w:pPr>
               <w:rPr>
-                <w:sz w:val="26"/>
-                <w:szCs w:val="26"/>
-              </w:rPr>
-            </w:pPr>
-            <w:r>
-              <w:rPr>
+                <w:b/>
+                <w:bCs/>
+                <w:sz w:val="26"/>
+                <w:szCs w:val="26"/>
+              </w:rPr>
+            </w:pPr>
+            <w:r>
+              <w:rPr>
+                <w:b/>
+                <w:bCs/>
                 <w:sz w:val="26"/>
                 <w:szCs w:val="26"/>
               </w:rPr>
@@ -424,12 +586,16 @@
           <w:p>
             <w:pPr>
               <w:rPr>
-                <w:sz w:val="26"/>
-                <w:szCs w:val="26"/>
-              </w:rPr>
-            </w:pPr>
-            <w:r>
-              <w:rPr>
+                <w:b/>
+                <w:bCs/>
+                <w:sz w:val="26"/>
+                <w:szCs w:val="26"/>
+              </w:rPr>
+            </w:pPr>
+            <w:r>
+              <w:rPr>
+                <w:b/>
+                <w:bCs/>
                 <w:sz w:val="26"/>
                 <w:szCs w:val="26"/>
               </w:rPr>
@@ -463,12 +629,16 @@
           <w:p>
             <w:pPr>
               <w:rPr>
-                <w:sz w:val="26"/>
-                <w:szCs w:val="26"/>
-              </w:rPr>
-            </w:pPr>
-            <w:r>
-              <w:rPr>
+                <w:b/>
+                <w:bCs/>
+                <w:sz w:val="26"/>
+                <w:szCs w:val="26"/>
+              </w:rPr>
+            </w:pPr>
+            <w:r>
+              <w:rPr>
+                <w:b/>
+                <w:bCs/>
                 <w:sz w:val="26"/>
                 <w:szCs w:val="26"/>
               </w:rPr>
@@ -497,12 +667,16 @@
           <w:p>
             <w:pPr>
               <w:rPr>
-                <w:sz w:val="26"/>
-                <w:szCs w:val="26"/>
-              </w:rPr>
-            </w:pPr>
-            <w:r>
-              <w:rPr>
+                <w:b/>
+                <w:bCs/>
+                <w:sz w:val="26"/>
+                <w:szCs w:val="26"/>
+              </w:rPr>
+            </w:pPr>
+            <w:r>
+              <w:rPr>
+                <w:b/>
+                <w:bCs/>
                 <w:sz w:val="26"/>
                 <w:szCs w:val="26"/>
               </w:rPr>
@@ -531,12 +705,16 @@
           <w:p>
             <w:pPr>
               <w:rPr>
-                <w:sz w:val="26"/>
-                <w:szCs w:val="26"/>
-              </w:rPr>
-            </w:pPr>
-            <w:r>
-              <w:rPr>
+                <w:b/>
+                <w:bCs/>
+                <w:sz w:val="26"/>
+                <w:szCs w:val="26"/>
+              </w:rPr>
+            </w:pPr>
+            <w:r>
+              <w:rPr>
+                <w:b/>
+                <w:bCs/>
                 <w:sz w:val="26"/>
                 <w:szCs w:val="26"/>
               </w:rPr>
@@ -570,12 +748,16 @@
           <w:p>
             <w:pPr>
               <w:rPr>
-                <w:sz w:val="26"/>
-                <w:szCs w:val="26"/>
-              </w:rPr>
-            </w:pPr>
-            <w:r>
-              <w:rPr>
+                <w:b/>
+                <w:bCs/>
+                <w:sz w:val="26"/>
+                <w:szCs w:val="26"/>
+              </w:rPr>
+            </w:pPr>
+            <w:r>
+              <w:rPr>
+                <w:b/>
+                <w:bCs/>
                 <w:sz w:val="26"/>
                 <w:szCs w:val="26"/>
               </w:rPr>
@@ -604,12 +786,16 @@
           <w:p>
             <w:pPr>
               <w:rPr>
-                <w:sz w:val="26"/>
-                <w:szCs w:val="26"/>
-              </w:rPr>
-            </w:pPr>
-            <w:r>
-              <w:rPr>
+                <w:b/>
+                <w:bCs/>
+                <w:sz w:val="26"/>
+                <w:szCs w:val="26"/>
+              </w:rPr>
+            </w:pPr>
+            <w:r>
+              <w:rPr>
+                <w:b/>
+                <w:bCs/>
                 <w:sz w:val="26"/>
                 <w:szCs w:val="26"/>
               </w:rPr>
@@ -638,12 +824,16 @@
           <w:p>
             <w:pPr>
               <w:rPr>
-                <w:sz w:val="26"/>
-                <w:szCs w:val="26"/>
-              </w:rPr>
-            </w:pPr>
-            <w:r>
-              <w:rPr>
+                <w:b/>
+                <w:bCs/>
+                <w:sz w:val="26"/>
+                <w:szCs w:val="26"/>
+              </w:rPr>
+            </w:pPr>
+            <w:r>
+              <w:rPr>
+                <w:b/>
+                <w:bCs/>
                 <w:sz w:val="26"/>
                 <w:szCs w:val="26"/>
               </w:rPr>
@@ -677,12 +867,16 @@
           <w:p>
             <w:pPr>
               <w:rPr>
-                <w:sz w:val="26"/>
-                <w:szCs w:val="26"/>
-              </w:rPr>
-            </w:pPr>
-            <w:r>
-              <w:rPr>
+                <w:b/>
+                <w:bCs/>
+                <w:sz w:val="26"/>
+                <w:szCs w:val="26"/>
+              </w:rPr>
+            </w:pPr>
+            <w:r>
+              <w:rPr>
+                <w:b/>
+                <w:bCs/>
                 <w:sz w:val="26"/>
                 <w:szCs w:val="26"/>
               </w:rPr>
@@ -712,12 +906,16 @@
           <w:p>
             <w:pPr>
               <w:rPr>
-                <w:sz w:val="26"/>
-                <w:szCs w:val="26"/>
-              </w:rPr>
-            </w:pPr>
-            <w:r>
-              <w:rPr>
+                <w:b/>
+                <w:bCs/>
+                <w:sz w:val="26"/>
+                <w:szCs w:val="26"/>
+              </w:rPr>
+            </w:pPr>
+            <w:r>
+              <w:rPr>
+                <w:b/>
+                <w:bCs/>
                 <w:sz w:val="26"/>
                 <w:szCs w:val="26"/>
               </w:rPr>
@@ -746,12 +944,16 @@
           <w:p>
             <w:pPr>
               <w:rPr>
-                <w:sz w:val="26"/>
-                <w:szCs w:val="26"/>
-              </w:rPr>
-            </w:pPr>
-            <w:r>
-              <w:rPr>
+                <w:b/>
+                <w:bCs/>
+                <w:sz w:val="26"/>
+                <w:szCs w:val="26"/>
+              </w:rPr>
+            </w:pPr>
+            <w:r>
+              <w:rPr>
+                <w:b/>
+                <w:bCs/>
                 <w:sz w:val="26"/>
                 <w:szCs w:val="26"/>
               </w:rPr>
@@ -785,12 +987,16 @@
           <w:p>
             <w:pPr>
               <w:rPr>
-                <w:sz w:val="26"/>
-                <w:szCs w:val="26"/>
-              </w:rPr>
-            </w:pPr>
-            <w:r>
-              <w:rPr>
+                <w:b/>
+                <w:bCs/>
+                <w:sz w:val="26"/>
+                <w:szCs w:val="26"/>
+              </w:rPr>
+            </w:pPr>
+            <w:r>
+              <w:rPr>
+                <w:b/>
+                <w:bCs/>
                 <w:sz w:val="26"/>
                 <w:szCs w:val="26"/>
               </w:rPr>
@@ -819,12 +1025,16 @@
           <w:p>
             <w:pPr>
               <w:rPr>
-                <w:sz w:val="26"/>
-                <w:szCs w:val="26"/>
-              </w:rPr>
-            </w:pPr>
-            <w:r>
-              <w:rPr>
+                <w:b/>
+                <w:bCs/>
+                <w:sz w:val="26"/>
+                <w:szCs w:val="26"/>
+              </w:rPr>
+            </w:pPr>
+            <w:r>
+              <w:rPr>
+                <w:b/>
+                <w:bCs/>
                 <w:sz w:val="26"/>
                 <w:szCs w:val="26"/>
               </w:rPr>
@@ -853,12 +1063,16 @@
           <w:p>
             <w:pPr>
               <w:rPr>
-                <w:sz w:val="26"/>
-                <w:szCs w:val="26"/>
-              </w:rPr>
-            </w:pPr>
-            <w:r>
-              <w:rPr>
+                <w:b/>
+                <w:bCs/>
+                <w:sz w:val="26"/>
+                <w:szCs w:val="26"/>
+              </w:rPr>
+            </w:pPr>
+            <w:r>
+              <w:rPr>
+                <w:b/>
+                <w:bCs/>
                 <w:sz w:val="26"/>
                 <w:szCs w:val="26"/>
               </w:rPr>
@@ -892,12 +1106,16 @@
           <w:p>
             <w:pPr>
               <w:rPr>
-                <w:sz w:val="26"/>
-                <w:szCs w:val="26"/>
-              </w:rPr>
-            </w:pPr>
-            <w:r>
-              <w:rPr>
+                <w:b/>
+                <w:bCs/>
+                <w:sz w:val="26"/>
+                <w:szCs w:val="26"/>
+              </w:rPr>
+            </w:pPr>
+            <w:r>
+              <w:rPr>
+                <w:b/>
+                <w:bCs/>
                 <w:sz w:val="26"/>
                 <w:szCs w:val="26"/>
               </w:rPr>
@@ -926,12 +1144,16 @@
           <w:p>
             <w:pPr>
               <w:rPr>
-                <w:sz w:val="26"/>
-                <w:szCs w:val="26"/>
-              </w:rPr>
-            </w:pPr>
-            <w:r>
-              <w:rPr>
+                <w:b/>
+                <w:bCs/>
+                <w:sz w:val="26"/>
+                <w:szCs w:val="26"/>
+              </w:rPr>
+            </w:pPr>
+            <w:r>
+              <w:rPr>
+                <w:b/>
+                <w:bCs/>
                 <w:sz w:val="26"/>
                 <w:szCs w:val="26"/>
               </w:rPr>
@@ -960,12 +1182,16 @@
           <w:p>
             <w:pPr>
               <w:rPr>
-                <w:sz w:val="26"/>
-                <w:szCs w:val="26"/>
-              </w:rPr>
-            </w:pPr>
-            <w:r>
-              <w:rPr>
+                <w:b/>
+                <w:bCs/>
+                <w:sz w:val="26"/>
+                <w:szCs w:val="26"/>
+              </w:rPr>
+            </w:pPr>
+            <w:r>
+              <w:rPr>
+                <w:b/>
+                <w:bCs/>
                 <w:sz w:val="26"/>
                 <w:szCs w:val="26"/>
               </w:rPr>
@@ -999,12 +1225,16 @@
           <w:p>
             <w:pPr>
               <w:rPr>
-                <w:sz w:val="26"/>
-                <w:szCs w:val="26"/>
-              </w:rPr>
-            </w:pPr>
-            <w:r>
-              <w:rPr>
+                <w:b/>
+                <w:bCs/>
+                <w:sz w:val="26"/>
+                <w:szCs w:val="26"/>
+              </w:rPr>
+            </w:pPr>
+            <w:r>
+              <w:rPr>
+                <w:b/>
+                <w:bCs/>
                 <w:sz w:val="26"/>
                 <w:szCs w:val="26"/>
               </w:rPr>
@@ -1033,12 +1263,16 @@
           <w:p>
             <w:pPr>
               <w:rPr>
-                <w:sz w:val="26"/>
-                <w:szCs w:val="26"/>
-              </w:rPr>
-            </w:pPr>
-            <w:r>
-              <w:rPr>
+                <w:b/>
+                <w:bCs/>
+                <w:sz w:val="26"/>
+                <w:szCs w:val="26"/>
+              </w:rPr>
+            </w:pPr>
+            <w:r>
+              <w:rPr>
+                <w:b/>
+                <w:bCs/>
                 <w:sz w:val="26"/>
                 <w:szCs w:val="26"/>
               </w:rPr>
@@ -1067,12 +1301,16 @@
           <w:p>
             <w:pPr>
               <w:rPr>
-                <w:sz w:val="26"/>
-                <w:szCs w:val="26"/>
-              </w:rPr>
-            </w:pPr>
-            <w:r>
-              <w:rPr>
+                <w:b/>
+                <w:bCs/>
+                <w:sz w:val="26"/>
+                <w:szCs w:val="26"/>
+              </w:rPr>
+            </w:pPr>
+            <w:r>
+              <w:rPr>
+                <w:b/>
+                <w:bCs/>
                 <w:sz w:val="26"/>
                 <w:szCs w:val="26"/>
               </w:rPr>
@@ -1094,7 +1332,23 @@
           <w:sz w:val="26"/>
           <w:szCs w:val="26"/>
         </w:rPr>
-        <w:t xml:space="preserve">AGGREGATE LIMIT = {{EXISTING_LIMIT_FIGURE}} </w:t>
+        <w:t xml:space="preserve">AGGREGATE LIMIT = </w:t>
+      </w:r>
+      <w:r>
+        <w:rPr>
+          <w:b/>
+          <w:bCs/>
+          <w:sz w:val="26"/>
+          <w:szCs w:val="26"/>
+        </w:rPr>
+        <w:t>{{EXISTING_LIMIT_FIGURE}}</w:t>
+      </w:r>
+      <w:r>
+        <w:rPr>
+          <w:sz w:val="26"/>
+          <w:szCs w:val="26"/>
+        </w:rPr>
+        <w:t xml:space="preserve"> </w:t>
       </w:r>
     </w:p>
     <w:p>
@@ -1110,7 +1364,23 @@
           <w:sz w:val="26"/>
           <w:szCs w:val="26"/>
         </w:rPr>
-        <w:t xml:space="preserve">(Hereinafter collectively referred to as "Credit Facilities") hypothecated in favour of the Bank as and by way of security for the above-referred Credit Facilities aggregating to Rs. {{EXISTING_LIMIT_FIGURE}} of all the goods, stock, plant, machinery, fixtures, implements, fittings and other installations, furniture, vehicles, and all articles and things, both present and future, whether installed or not, whether lying loose or in cases, at site or in transit (here in after called "Hypothecated Property") and all the Borrower's present and future book debts, outstanding monies, receivables, claims, bills, contracts, securities, investments, rights and assets (hereinafter called "Book Debts") for due repayment to the Bank of the outstanding balance in the above-mentioned facilities together with interest, additional interest, compound interest, guarantee commissions, Commissions on Letters of Credit, premia on pre-payment, costs, charges, expenses and all other monies payable by the Borrower to the Bank. </w:t>
+        <w:t xml:space="preserve">(Hereinafter collectively referred to as "Credit Facilities") hypothecated in favour of the Bank as and by way of security for the above-referred Credit Facilities aggregating to Rs. </w:t>
+      </w:r>
+      <w:r>
+        <w:rPr>
+          <w:b/>
+          <w:bCs/>
+          <w:sz w:val="26"/>
+          <w:szCs w:val="26"/>
+        </w:rPr>
+        <w:t>{{EXISTING_LIMIT_FIGURE}}</w:t>
+      </w:r>
+      <w:r>
+        <w:rPr>
+          <w:sz w:val="26"/>
+          <w:szCs w:val="26"/>
+        </w:rPr>
+        <w:t xml:space="preserve"> of all the goods, stock, plant, machinery, fixtures, implements, fittings and other installations, furniture, vehicles, and all articles and things, both present and future, whether installed or not, whether lying loose or in cases, at site or in transit (here in after called "Hypothecated Property") and all the Borrower's present and future book debts, outstanding monies, receivables, claims, bills, contracts, securities, investments, rights and assets (hereinafter called "Book Debts") for due repayment to the Bank of the outstanding balance in the above-mentioned facilities together with interest, additional interest, compound interest, guarantee commissions, Commissions on Letters of Credit, premia on pre-payment, costs, charges, expenses and all other monies payable by the Borrower to the Bank. </w:t>
       </w:r>
     </w:p>
     <w:p>
@@ -1142,9 +1412,9 @@
         <w:tblLook w:val="04A0" w:firstRow="1" w:lastRow="0" w:firstColumn="1" w:lastColumn="0" w:noHBand="0" w:noVBand="1"/>
       </w:tblPr>
       <w:tblGrid>
-        <w:gridCol w:w="3181"/>
-        <w:gridCol w:w="2416"/>
-        <w:gridCol w:w="3413"/>
+        <w:gridCol w:w="3177"/>
+        <w:gridCol w:w="2417"/>
+        <w:gridCol w:w="3416"/>
       </w:tblGrid>
       <w:tr>
         <w:trPr>
@@ -1280,12 +1550,16 @@
           <w:p>
             <w:pPr>
               <w:rPr>
-                <w:sz w:val="26"/>
-                <w:szCs w:val="26"/>
-              </w:rPr>
-            </w:pPr>
-            <w:r>
-              <w:rPr>
+                <w:b/>
+                <w:bCs/>
+                <w:sz w:val="26"/>
+                <w:szCs w:val="26"/>
+              </w:rPr>
+            </w:pPr>
+            <w:r>
+              <w:rPr>
+                <w:b/>
+                <w:bCs/>
                 <w:sz w:val="26"/>
                 <w:szCs w:val="26"/>
               </w:rPr>
@@ -1314,12 +1588,16 @@
           <w:p>
             <w:pPr>
               <w:rPr>
-                <w:sz w:val="26"/>
-                <w:szCs w:val="26"/>
-              </w:rPr>
-            </w:pPr>
-            <w:r>
-              <w:rPr>
+                <w:b/>
+                <w:bCs/>
+                <w:sz w:val="26"/>
+                <w:szCs w:val="26"/>
+              </w:rPr>
+            </w:pPr>
+            <w:r>
+              <w:rPr>
+                <w:b/>
+                <w:bCs/>
                 <w:sz w:val="26"/>
                 <w:szCs w:val="26"/>
               </w:rPr>
@@ -1348,12 +1626,16 @@
           <w:p>
             <w:pPr>
               <w:rPr>
-                <w:sz w:val="26"/>
-                <w:szCs w:val="26"/>
-              </w:rPr>
-            </w:pPr>
-            <w:r>
-              <w:rPr>
+                <w:b/>
+                <w:bCs/>
+                <w:sz w:val="26"/>
+                <w:szCs w:val="26"/>
+              </w:rPr>
+            </w:pPr>
+            <w:r>
+              <w:rPr>
+                <w:b/>
+                <w:bCs/>
                 <w:sz w:val="26"/>
                 <w:szCs w:val="26"/>
               </w:rPr>
@@ -1387,12 +1669,16 @@
           <w:p>
             <w:pPr>
               <w:rPr>
-                <w:sz w:val="26"/>
-                <w:szCs w:val="26"/>
-              </w:rPr>
-            </w:pPr>
-            <w:r>
-              <w:rPr>
+                <w:b/>
+                <w:bCs/>
+                <w:sz w:val="26"/>
+                <w:szCs w:val="26"/>
+              </w:rPr>
+            </w:pPr>
+            <w:r>
+              <w:rPr>
+                <w:b/>
+                <w:bCs/>
                 <w:sz w:val="26"/>
                 <w:szCs w:val="26"/>
               </w:rPr>
@@ -1421,12 +1707,16 @@
           <w:p>
             <w:pPr>
               <w:rPr>
-                <w:sz w:val="26"/>
-                <w:szCs w:val="26"/>
-              </w:rPr>
-            </w:pPr>
-            <w:r>
-              <w:rPr>
+                <w:b/>
+                <w:bCs/>
+                <w:sz w:val="26"/>
+                <w:szCs w:val="26"/>
+              </w:rPr>
+            </w:pPr>
+            <w:r>
+              <w:rPr>
+                <w:b/>
+                <w:bCs/>
                 <w:sz w:val="26"/>
                 <w:szCs w:val="26"/>
               </w:rPr>
@@ -1455,12 +1745,16 @@
           <w:p>
             <w:pPr>
               <w:rPr>
-                <w:sz w:val="26"/>
-                <w:szCs w:val="26"/>
-              </w:rPr>
-            </w:pPr>
-            <w:r>
-              <w:rPr>
+                <w:b/>
+                <w:bCs/>
+                <w:sz w:val="26"/>
+                <w:szCs w:val="26"/>
+              </w:rPr>
+            </w:pPr>
+            <w:r>
+              <w:rPr>
+                <w:b/>
+                <w:bCs/>
                 <w:sz w:val="26"/>
                 <w:szCs w:val="26"/>
               </w:rPr>
@@ -1494,12 +1788,16 @@
           <w:p>
             <w:pPr>
               <w:rPr>
-                <w:sz w:val="26"/>
-                <w:szCs w:val="26"/>
-              </w:rPr>
-            </w:pPr>
-            <w:r>
-              <w:rPr>
+                <w:b/>
+                <w:bCs/>
+                <w:sz w:val="26"/>
+                <w:szCs w:val="26"/>
+              </w:rPr>
+            </w:pPr>
+            <w:r>
+              <w:rPr>
+                <w:b/>
+                <w:bCs/>
                 <w:sz w:val="26"/>
                 <w:szCs w:val="26"/>
               </w:rPr>
@@ -1528,12 +1826,16 @@
           <w:p>
             <w:pPr>
               <w:rPr>
-                <w:sz w:val="26"/>
-                <w:szCs w:val="26"/>
-              </w:rPr>
-            </w:pPr>
-            <w:r>
-              <w:rPr>
+                <w:b/>
+                <w:bCs/>
+                <w:sz w:val="26"/>
+                <w:szCs w:val="26"/>
+              </w:rPr>
+            </w:pPr>
+            <w:r>
+              <w:rPr>
+                <w:b/>
+                <w:bCs/>
                 <w:sz w:val="26"/>
                 <w:szCs w:val="26"/>
               </w:rPr>
@@ -1562,12 +1864,16 @@
           <w:p>
             <w:pPr>
               <w:rPr>
-                <w:sz w:val="26"/>
-                <w:szCs w:val="26"/>
-              </w:rPr>
-            </w:pPr>
-            <w:r>
-              <w:rPr>
+                <w:b/>
+                <w:bCs/>
+                <w:sz w:val="26"/>
+                <w:szCs w:val="26"/>
+              </w:rPr>
+            </w:pPr>
+            <w:r>
+              <w:rPr>
+                <w:b/>
+                <w:bCs/>
                 <w:sz w:val="26"/>
                 <w:szCs w:val="26"/>
               </w:rPr>
@@ -1601,12 +1907,16 @@
           <w:p>
             <w:pPr>
               <w:rPr>
-                <w:sz w:val="26"/>
-                <w:szCs w:val="26"/>
-              </w:rPr>
-            </w:pPr>
-            <w:r>
-              <w:rPr>
+                <w:b/>
+                <w:bCs/>
+                <w:sz w:val="26"/>
+                <w:szCs w:val="26"/>
+              </w:rPr>
+            </w:pPr>
+            <w:r>
+              <w:rPr>
+                <w:b/>
+                <w:bCs/>
                 <w:sz w:val="26"/>
                 <w:szCs w:val="26"/>
               </w:rPr>
@@ -1635,12 +1945,16 @@
           <w:p>
             <w:pPr>
               <w:rPr>
-                <w:sz w:val="26"/>
-                <w:szCs w:val="26"/>
-              </w:rPr>
-            </w:pPr>
-            <w:r>
-              <w:rPr>
+                <w:b/>
+                <w:bCs/>
+                <w:sz w:val="26"/>
+                <w:szCs w:val="26"/>
+              </w:rPr>
+            </w:pPr>
+            <w:r>
+              <w:rPr>
+                <w:b/>
+                <w:bCs/>
                 <w:sz w:val="26"/>
                 <w:szCs w:val="26"/>
               </w:rPr>
@@ -1669,12 +1983,16 @@
           <w:p>
             <w:pPr>
               <w:rPr>
-                <w:sz w:val="26"/>
-                <w:szCs w:val="26"/>
-              </w:rPr>
-            </w:pPr>
-            <w:r>
-              <w:rPr>
+                <w:b/>
+                <w:bCs/>
+                <w:sz w:val="26"/>
+                <w:szCs w:val="26"/>
+              </w:rPr>
+            </w:pPr>
+            <w:r>
+              <w:rPr>
+                <w:b/>
+                <w:bCs/>
                 <w:sz w:val="26"/>
                 <w:szCs w:val="26"/>
               </w:rPr>
@@ -1708,12 +2026,16 @@
           <w:p>
             <w:pPr>
               <w:rPr>
-                <w:sz w:val="26"/>
-                <w:szCs w:val="26"/>
-              </w:rPr>
-            </w:pPr>
-            <w:r>
-              <w:rPr>
+                <w:b/>
+                <w:bCs/>
+                <w:sz w:val="26"/>
+                <w:szCs w:val="26"/>
+              </w:rPr>
+            </w:pPr>
+            <w:r>
+              <w:rPr>
+                <w:b/>
+                <w:bCs/>
                 <w:sz w:val="26"/>
                 <w:szCs w:val="26"/>
               </w:rPr>
@@ -1742,12 +2064,16 @@
           <w:p>
             <w:pPr>
               <w:rPr>
-                <w:sz w:val="26"/>
-                <w:szCs w:val="26"/>
-              </w:rPr>
-            </w:pPr>
-            <w:r>
-              <w:rPr>
+                <w:b/>
+                <w:bCs/>
+                <w:sz w:val="26"/>
+                <w:szCs w:val="26"/>
+              </w:rPr>
+            </w:pPr>
+            <w:r>
+              <w:rPr>
+                <w:b/>
+                <w:bCs/>
                 <w:sz w:val="26"/>
                 <w:szCs w:val="26"/>
               </w:rPr>
@@ -1776,12 +2102,16 @@
           <w:p>
             <w:pPr>
               <w:rPr>
-                <w:sz w:val="26"/>
-                <w:szCs w:val="26"/>
-              </w:rPr>
-            </w:pPr>
-            <w:r>
-              <w:rPr>
+                <w:b/>
+                <w:bCs/>
+                <w:sz w:val="26"/>
+                <w:szCs w:val="26"/>
+              </w:rPr>
+            </w:pPr>
+            <w:r>
+              <w:rPr>
+                <w:b/>
+                <w:bCs/>
                 <w:sz w:val="26"/>
                 <w:szCs w:val="26"/>
               </w:rPr>
@@ -1815,12 +2145,16 @@
           <w:p>
             <w:pPr>
               <w:rPr>
-                <w:sz w:val="26"/>
-                <w:szCs w:val="26"/>
-              </w:rPr>
-            </w:pPr>
-            <w:r>
-              <w:rPr>
+                <w:b/>
+                <w:bCs/>
+                <w:sz w:val="26"/>
+                <w:szCs w:val="26"/>
+              </w:rPr>
+            </w:pPr>
+            <w:r>
+              <w:rPr>
+                <w:b/>
+                <w:bCs/>
                 <w:sz w:val="26"/>
                 <w:szCs w:val="26"/>
               </w:rPr>
@@ -1849,12 +2183,16 @@
           <w:p>
             <w:pPr>
               <w:rPr>
-                <w:sz w:val="26"/>
-                <w:szCs w:val="26"/>
-              </w:rPr>
-            </w:pPr>
-            <w:r>
-              <w:rPr>
+                <w:b/>
+                <w:bCs/>
+                <w:sz w:val="26"/>
+                <w:szCs w:val="26"/>
+              </w:rPr>
+            </w:pPr>
+            <w:r>
+              <w:rPr>
+                <w:b/>
+                <w:bCs/>
                 <w:sz w:val="26"/>
                 <w:szCs w:val="26"/>
               </w:rPr>
@@ -1883,12 +2221,16 @@
           <w:p>
             <w:pPr>
               <w:rPr>
-                <w:sz w:val="26"/>
-                <w:szCs w:val="26"/>
-              </w:rPr>
-            </w:pPr>
-            <w:r>
-              <w:rPr>
+                <w:b/>
+                <w:bCs/>
+                <w:sz w:val="26"/>
+                <w:szCs w:val="26"/>
+              </w:rPr>
+            </w:pPr>
+            <w:r>
+              <w:rPr>
+                <w:b/>
+                <w:bCs/>
                 <w:sz w:val="26"/>
                 <w:szCs w:val="26"/>
               </w:rPr>
@@ -1922,12 +2264,16 @@
           <w:p>
             <w:pPr>
               <w:rPr>
-                <w:sz w:val="26"/>
-                <w:szCs w:val="26"/>
-              </w:rPr>
-            </w:pPr>
-            <w:r>
-              <w:rPr>
+                <w:b/>
+                <w:bCs/>
+                <w:sz w:val="26"/>
+                <w:szCs w:val="26"/>
+              </w:rPr>
+            </w:pPr>
+            <w:r>
+              <w:rPr>
+                <w:b/>
+                <w:bCs/>
                 <w:sz w:val="26"/>
                 <w:szCs w:val="26"/>
               </w:rPr>
@@ -1956,12 +2302,16 @@
           <w:p>
             <w:pPr>
               <w:rPr>
-                <w:sz w:val="26"/>
-                <w:szCs w:val="26"/>
-              </w:rPr>
-            </w:pPr>
-            <w:r>
-              <w:rPr>
+                <w:b/>
+                <w:bCs/>
+                <w:sz w:val="26"/>
+                <w:szCs w:val="26"/>
+              </w:rPr>
+            </w:pPr>
+            <w:r>
+              <w:rPr>
+                <w:b/>
+                <w:bCs/>
                 <w:sz w:val="26"/>
                 <w:szCs w:val="26"/>
               </w:rPr>
@@ -1990,12 +2340,16 @@
           <w:p>
             <w:pPr>
               <w:rPr>
-                <w:sz w:val="26"/>
-                <w:szCs w:val="26"/>
-              </w:rPr>
-            </w:pPr>
-            <w:r>
-              <w:rPr>
+                <w:b/>
+                <w:bCs/>
+                <w:sz w:val="26"/>
+                <w:szCs w:val="26"/>
+              </w:rPr>
+            </w:pPr>
+            <w:r>
+              <w:rPr>
+                <w:b/>
+                <w:bCs/>
                 <w:sz w:val="26"/>
                 <w:szCs w:val="26"/>
               </w:rPr>
@@ -2029,12 +2383,16 @@
           <w:p>
             <w:pPr>
               <w:rPr>
-                <w:sz w:val="26"/>
-                <w:szCs w:val="26"/>
-              </w:rPr>
-            </w:pPr>
-            <w:r>
-              <w:rPr>
+                <w:b/>
+                <w:bCs/>
+                <w:sz w:val="26"/>
+                <w:szCs w:val="26"/>
+              </w:rPr>
+            </w:pPr>
+            <w:r>
+              <w:rPr>
+                <w:b/>
+                <w:bCs/>
                 <w:sz w:val="26"/>
                 <w:szCs w:val="26"/>
               </w:rPr>
@@ -2063,12 +2421,16 @@
           <w:p>
             <w:pPr>
               <w:rPr>
-                <w:sz w:val="26"/>
-                <w:szCs w:val="26"/>
-              </w:rPr>
-            </w:pPr>
-            <w:r>
-              <w:rPr>
+                <w:b/>
+                <w:bCs/>
+                <w:sz w:val="26"/>
+                <w:szCs w:val="26"/>
+              </w:rPr>
+            </w:pPr>
+            <w:r>
+              <w:rPr>
+                <w:b/>
+                <w:bCs/>
                 <w:sz w:val="26"/>
                 <w:szCs w:val="26"/>
               </w:rPr>
@@ -2097,12 +2459,16 @@
           <w:p>
             <w:pPr>
               <w:rPr>
-                <w:sz w:val="26"/>
-                <w:szCs w:val="26"/>
-              </w:rPr>
-            </w:pPr>
-            <w:r>
-              <w:rPr>
+                <w:b/>
+                <w:bCs/>
+                <w:sz w:val="26"/>
+                <w:szCs w:val="26"/>
+              </w:rPr>
+            </w:pPr>
+            <w:r>
+              <w:rPr>
+                <w:b/>
+                <w:bCs/>
                 <w:sz w:val="26"/>
                 <w:szCs w:val="26"/>
               </w:rPr>
@@ -2124,7 +2490,23 @@
           <w:sz w:val="26"/>
           <w:szCs w:val="26"/>
         </w:rPr>
-        <w:t xml:space="preserve">AGGREGATE LIMIT = {{ENHANCED_LIMIT_FIGURE}} </w:t>
+        <w:t xml:space="preserve">AGGREGATE LIMIT = </w:t>
+      </w:r>
+      <w:r>
+        <w:rPr>
+          <w:b/>
+          <w:bCs/>
+          <w:sz w:val="26"/>
+          <w:szCs w:val="26"/>
+        </w:rPr>
+        <w:t>{{ENHANCED_LIMIT_FIGURE}}</w:t>
+      </w:r>
+      <w:r>
+        <w:rPr>
+          <w:sz w:val="26"/>
+          <w:szCs w:val="26"/>
+        </w:rPr>
+        <w:t xml:space="preserve"> </w:t>
       </w:r>
     </w:p>
     <w:p>
@@ -2172,7 +2554,23 @@
           <w:sz w:val="26"/>
           <w:szCs w:val="26"/>
         </w:rPr>
-        <w:t xml:space="preserve">THIS AGREEMENT shall be supplemental to the principal Composite Hypothecation Deed dated {{SUPPLEMENTAL_AGREEMENT_DATE}}. </w:t>
+        <w:t xml:space="preserve">THIS AGREEMENT shall be supplemental to the principal Composite Hypothecation Deed dated </w:t>
+      </w:r>
+      <w:r>
+        <w:rPr>
+          <w:b/>
+          <w:bCs/>
+          <w:sz w:val="26"/>
+          <w:szCs w:val="26"/>
+        </w:rPr>
+        <w:t>{{SUPPLEMENTAL_AGREEMENT_DATE}}.</w:t>
+      </w:r>
+      <w:r>
+        <w:rPr>
+          <w:sz w:val="26"/>
+          <w:szCs w:val="26"/>
+        </w:rPr>
+        <w:t xml:space="preserve"> </w:t>
       </w:r>
     </w:p>
     <w:p>
@@ -2189,7 +2587,23 @@
           <w:szCs w:val="26"/>
         </w:rPr>
         <w:lastRenderedPageBreak/>
-        <w:t xml:space="preserve">The Borrower hereby agrees that the charge created on the hypothecated property and Book debts dated shall be further extended and shall also be a continuing security to secure the Further Aggregate Limit of Rs {{ENHANCED_LIMIT_FIGURE}} together with interest, additional interest, penal charges, commission, premia on pre-payment, costs, charges, expenses and all other monies payable by the Borrowers to the Bank. </w:t>
+        <w:t xml:space="preserve">The Borrower hereby agrees that the charge created on the hypothecated property and Book debts dated shall be further extended and shall also be a continuing security to secure the Further Aggregate Limit of Rs </w:t>
+      </w:r>
+      <w:r>
+        <w:rPr>
+          <w:b/>
+          <w:bCs/>
+          <w:sz w:val="26"/>
+          <w:szCs w:val="26"/>
+        </w:rPr>
+        <w:t>{{ENHANCED_LIMIT_FIGURE}}</w:t>
+      </w:r>
+      <w:r>
+        <w:rPr>
+          <w:sz w:val="26"/>
+          <w:szCs w:val="26"/>
+        </w:rPr>
+        <w:t xml:space="preserve"> together with interest, additional interest, penal charges, commission, premia on pre-payment, costs, charges, expenses and all other monies payable by the Borrowers to the Bank. </w:t>
       </w:r>
     </w:p>
     <w:p>
@@ -2205,7 +2619,55 @@
           <w:sz w:val="26"/>
           <w:szCs w:val="26"/>
         </w:rPr>
-        <w:t xml:space="preserve">The Borrower hereby further declared that save and except the above modification, all the other terms and conditions as contained in the Composite Hypothecation Deed dated {{SUPPLEMENTAL_AGREEMENT_DATE}} shall continue to apply and subsist for the various Credit Facilities aggregating Rs. {{ENHANCED_LIMIT_FIGURE}} Aggregate Limit. It is hereby further agreed that the figures of Limits and Rate of Interest, as narrated in the Preamble and the Schedule II of the Composite Hypothecation Deed dated {{SUPPLEMENTAL_AGREEMENT_DATE}} shall stand revised as stated above. </w:t>
+        <w:t xml:space="preserve">The Borrower hereby further declared that save and except the above modification, all the other terms and conditions as contained in the Composite Hypothecation Deed dated </w:t>
+      </w:r>
+      <w:r>
+        <w:rPr>
+          <w:b/>
+          <w:bCs/>
+          <w:sz w:val="26"/>
+          <w:szCs w:val="26"/>
+        </w:rPr>
+        <w:t>{{SUPPLEMENTAL_AGREEMENT_DATE}}</w:t>
+      </w:r>
+      <w:r>
+        <w:rPr>
+          <w:sz w:val="26"/>
+          <w:szCs w:val="26"/>
+        </w:rPr>
+        <w:t xml:space="preserve"> shall continue to apply and subsist for the various Credit Facilities aggregating Rs. </w:t>
+      </w:r>
+      <w:r>
+        <w:rPr>
+          <w:b/>
+          <w:bCs/>
+          <w:sz w:val="26"/>
+          <w:szCs w:val="26"/>
+        </w:rPr>
+        <w:t>{{ENHANCED_LIMIT_FIGURE}}</w:t>
+      </w:r>
+      <w:r>
+        <w:rPr>
+          <w:sz w:val="26"/>
+          <w:szCs w:val="26"/>
+        </w:rPr>
+        <w:t xml:space="preserve"> Aggregate Limit. It is hereby further agreed that the figures of Limits and Rate of Interest, as narrated in the Preamble and the Schedule II of the Composite Hypothecation Deed dated </w:t>
+      </w:r>
+      <w:r>
+        <w:rPr>
+          <w:b/>
+          <w:bCs/>
+          <w:sz w:val="26"/>
+          <w:szCs w:val="26"/>
+        </w:rPr>
+        <w:t>{{SUPPLEMENTAL_AGREEMENT_DATE}}</w:t>
+      </w:r>
+      <w:r>
+        <w:rPr>
+          <w:sz w:val="26"/>
+          <w:szCs w:val="26"/>
+        </w:rPr>
+        <w:t xml:space="preserve"> shall stand revised as stated above. </w:t>
       </w:r>
     </w:p>
     <w:p>
@@ -3313,7 +3775,7 @@
 </file>
 
 <file path=word/endnotes.xml><?xml version="1.0" encoding="utf-8"?>
-<w:endnotes xmlns:wpc="http://schemas.microsoft.com/office/word/2010/wordprocessingCanvas" xmlns:cx="http://schemas.microsoft.com/office/drawing/2014/chartex" xmlns:cx1="http://schemas.microsoft.com/office/drawing/2015/9/8/chartex" xmlns:cx2="http://schemas.microsoft.com/office/drawing/2015/10/21/chartex" xmlns:cx3="http://schemas.microsoft.com/office/drawing/2016/5/9/chartex" xmlns:cx4="http://schemas.microsoft.com/office/drawing/2016/5/10/chartex" xmlns:cx5="http://schemas.microsoft.com/office/drawing/2016/5/11/chartex" xmlns:cx6="http://schemas.microsoft.com/office/drawing/2016/5/12/chartex" xmlns:cx7="http://schemas.microsoft.com/office/drawing/2016/5/13/chartex" xmlns:cx8="http://schemas.microsoft.com/office/drawing/2016/5/14/chartex" xmlns:mc="http://schemas.openxmlformats.org/markup-compatibility/2006" xmlns:aink="http://schemas.microsoft.com/office/drawing/2016/ink" xmlns:am3d="http://schemas.microsoft.com/office/drawing/2017/model3d" xmlns:o="urn:schemas-microsoft-com:office:office" xmlns:oel="http://schemas.microsoft.com/office/2019/extlst" xmlns:r="http://schemas.openxmlformats.org/officeDocument/2006/relationships" xmlns:m="http://schemas.openxmlformats.org/officeDocument/2006/math" xmlns:v="urn:schemas-microsoft-com:vml" xmlns:wp14="http://schemas.microsoft.com/office/word/2010/wordprocessingDrawing" xmlns:wp="http://schemas.openxmlformats.org/drawingml/2006/wordprocessingDrawing" xmlns:w10="urn:schemas-microsoft-com:office:word" xmlns:w="http://schemas.openxmlformats.org/wordprocessingml/2006/main" xmlns:w14="http://schemas.microsoft.com/office/word/2010/wordml" xmlns:w15="http://schemas.microsoft.com/office/word/2012/wordml" xmlns:w16cei="http://schemas.microsoft.com/office/word/2026/wordml/cei" xmlns:w16cex="http://schemas.microsoft.com/office/word/2018/wordml/cex" xmlns:w16cid="http://schemas.microsoft.com/office/word/2016/wordml/cid" xmlns:w16="http://schemas.microsoft.com/office/word/2018/wordml" xmlns:w16du="http://schemas.microsoft.com/office/word/2023/wordml/word16du" xmlns:w16sdtdh="http://schemas.microsoft.com/office/word/2020/wordml/sdtdatahash" xmlns:w16sdtfl="http://schemas.microsoft.com/office/word/2024/wordml/sdtformatlock" xmlns:w16se="http://schemas.microsoft.com/office/word/2015/wordml/symex" xmlns:wpg="http://schemas.microsoft.com/office/word/2010/wordprocessingGroup" xmlns:wpi="http://schemas.microsoft.com/office/word/2010/wordprocessingInk" xmlns:wne="http://schemas.microsoft.com/office/word/2006/wordml" xmlns:wps="http://schemas.microsoft.com/office/word/2010/wordprocessingShape" mc:Ignorable="w14 w15 w16se w16cid w16 w16cex w16sdtdh w16sdtfl w16du wp14">
+<w:endnotes xmlns:wpc="http://schemas.microsoft.com/office/word/2010/wordprocessingCanvas" xmlns:cx="http://schemas.microsoft.com/office/drawing/2014/chartex" xmlns:cx1="http://schemas.microsoft.com/office/drawing/2015/9/8/chartex" xmlns:cx2="http://schemas.microsoft.com/office/drawing/2015/10/21/chartex" xmlns:cx3="http://schemas.microsoft.com/office/drawing/2016/5/9/chartex" xmlns:cx4="http://schemas.microsoft.com/office/drawing/2016/5/10/chartex" xmlns:cx5="http://schemas.microsoft.com/office/drawing/2016/5/11/chartex" xmlns:cx6="http://schemas.microsoft.com/office/drawing/2016/5/12/chartex" xmlns:cx7="http://schemas.microsoft.com/office/drawing/2016/5/13/chartex" xmlns:cx8="http://schemas.microsoft.com/office/drawing/2016/5/14/chartex" xmlns:mc="http://schemas.openxmlformats.org/markup-compatibility/2006" xmlns:aink="http://schemas.microsoft.com/office/drawing/2016/ink" xmlns:am3d="http://schemas.microsoft.com/office/drawing/2017/model3d" xmlns:o="urn:schemas-microsoft-com:office:office" xmlns:oel="http://schemas.microsoft.com/office/2019/extlst" xmlns:r="http://schemas.openxmlformats.org/officeDocument/2006/relationships" xmlns:m="http://schemas.openxmlformats.org/officeDocument/2006/math" xmlns:v="urn:schemas-microsoft-com:vml" xmlns:wp14="http://schemas.microsoft.com/office/word/2010/wordprocessingDrawing" xmlns:wp="http://schemas.openxmlformats.org/drawingml/2006/wordprocessingDrawing" xmlns:w10="urn:schemas-microsoft-com:office:word" xmlns:w="http://schemas.openxmlformats.org/wordprocessingml/2006/main" xmlns:w14="http://schemas.microsoft.com/office/word/2010/wordml" xmlns:w15="http://schemas.microsoft.com/office/word/2012/wordml" xmlns:w16cex="http://schemas.microsoft.com/office/word/2018/wordml/cex" xmlns:w16cid="http://schemas.microsoft.com/office/word/2016/wordml/cid" xmlns:w16="http://schemas.microsoft.com/office/word/2018/wordml" xmlns:w16du="http://schemas.microsoft.com/office/word/2023/wordml/word16du" xmlns:w16sdtdh="http://schemas.microsoft.com/office/word/2020/wordml/sdtdatahash" xmlns:w16sdtfl="http://schemas.microsoft.com/office/word/2024/wordml/sdtformatlock" xmlns:w16se="http://schemas.microsoft.com/office/word/2015/wordml/symex" xmlns:wpg="http://schemas.microsoft.com/office/word/2010/wordprocessingGroup" xmlns:wpi="http://schemas.microsoft.com/office/word/2010/wordprocessingInk" xmlns:wne="http://schemas.microsoft.com/office/word/2006/wordml" xmlns:wps="http://schemas.microsoft.com/office/word/2010/wordprocessingShape" mc:Ignorable="w14 w15 w16se w16cid w16 w16cex w16sdtdh w16sdtfl w16du wp14">
   <w:endnote w:type="separator" w:id="-1">
     <w:p>
       <w:pPr>
@@ -3338,7 +3800,7 @@
 </file>
 
 <file path=word/footer1.xml><?xml version="1.0" encoding="utf-8"?>
-<w:ftr xmlns:wpc="http://schemas.microsoft.com/office/word/2010/wordprocessingCanvas" xmlns:cx="http://schemas.microsoft.com/office/drawing/2014/chartex" xmlns:cx1="http://schemas.microsoft.com/office/drawing/2015/9/8/chartex" xmlns:cx2="http://schemas.microsoft.com/office/drawing/2015/10/21/chartex" xmlns:cx3="http://schemas.microsoft.com/office/drawing/2016/5/9/chartex" xmlns:cx4="http://schemas.microsoft.com/office/drawing/2016/5/10/chartex" xmlns:cx5="http://schemas.microsoft.com/office/drawing/2016/5/11/chartex" xmlns:cx6="http://schemas.microsoft.com/office/drawing/2016/5/12/chartex" xmlns:cx7="http://schemas.microsoft.com/office/drawing/2016/5/13/chartex" xmlns:cx8="http://schemas.microsoft.com/office/drawing/2016/5/14/chartex" xmlns:mc="http://schemas.openxmlformats.org/markup-compatibility/2006" xmlns:aink="http://schemas.microsoft.com/office/drawing/2016/ink" xmlns:am3d="http://schemas.microsoft.com/office/drawing/2017/model3d" xmlns:o="urn:schemas-microsoft-com:office:office" xmlns:oel="http://schemas.microsoft.com/office/2019/extlst" xmlns:r="http://schemas.openxmlformats.org/officeDocument/2006/relationships" xmlns:m="http://schemas.openxmlformats.org/officeDocument/2006/math" xmlns:v="urn:schemas-microsoft-com:vml" xmlns:wp14="http://schemas.microsoft.com/office/word/2010/wordprocessingDrawing" xmlns:wp="http://schemas.openxmlformats.org/drawingml/2006/wordprocessingDrawing" xmlns:w10="urn:schemas-microsoft-com:office:word" xmlns:w="http://schemas.openxmlformats.org/wordprocessingml/2006/main" xmlns:w14="http://schemas.microsoft.com/office/word/2010/wordml" xmlns:w15="http://schemas.microsoft.com/office/word/2012/wordml" xmlns:w16cei="http://schemas.microsoft.com/office/word/2026/wordml/cei" xmlns:w16cex="http://schemas.microsoft.com/office/word/2018/wordml/cex" xmlns:w16cid="http://schemas.microsoft.com/office/word/2016/wordml/cid" xmlns:w16="http://schemas.microsoft.com/office/word/2018/wordml" xmlns:w16du="http://schemas.microsoft.com/office/word/2023/wordml/word16du" xmlns:w16sdtdh="http://schemas.microsoft.com/office/word/2020/wordml/sdtdatahash" xmlns:w16sdtfl="http://schemas.microsoft.com/office/word/2024/wordml/sdtformatlock" xmlns:w16se="http://schemas.microsoft.com/office/word/2015/wordml/symex" xmlns:wpg="http://schemas.microsoft.com/office/word/2010/wordprocessingGroup" xmlns:wpi="http://schemas.microsoft.com/office/word/2010/wordprocessingInk" xmlns:wne="http://schemas.microsoft.com/office/word/2006/wordml" xmlns:wps="http://schemas.microsoft.com/office/word/2010/wordprocessingShape" mc:Ignorable="w14 w15 w16se w16cid w16 w16cex w16sdtdh w16sdtfl w16du wp14">
+<w:ftr xmlns:wpc="http://schemas.microsoft.com/office/word/2010/wordprocessingCanvas" xmlns:cx="http://schemas.microsoft.com/office/drawing/2014/chartex" xmlns:cx1="http://schemas.microsoft.com/office/drawing/2015/9/8/chartex" xmlns:cx2="http://schemas.microsoft.com/office/drawing/2015/10/21/chartex" xmlns:cx3="http://schemas.microsoft.com/office/drawing/2016/5/9/chartex" xmlns:cx4="http://schemas.microsoft.com/office/drawing/2016/5/10/chartex" xmlns:cx5="http://schemas.microsoft.com/office/drawing/2016/5/11/chartex" xmlns:cx6="http://schemas.microsoft.com/office/drawing/2016/5/12/chartex" xmlns:cx7="http://schemas.microsoft.com/office/drawing/2016/5/13/chartex" xmlns:cx8="http://schemas.microsoft.com/office/drawing/2016/5/14/chartex" xmlns:mc="http://schemas.openxmlformats.org/markup-compatibility/2006" xmlns:aink="http://schemas.microsoft.com/office/drawing/2016/ink" xmlns:am3d="http://schemas.microsoft.com/office/drawing/2017/model3d" xmlns:o="urn:schemas-microsoft-com:office:office" xmlns:oel="http://schemas.microsoft.com/office/2019/extlst" xmlns:r="http://schemas.openxmlformats.org/officeDocument/2006/relationships" xmlns:m="http://schemas.openxmlformats.org/officeDocument/2006/math" xmlns:v="urn:schemas-microsoft-com:vml" xmlns:wp14="http://schemas.microsoft.com/office/word/2010/wordprocessingDrawing" xmlns:wp="http://schemas.openxmlformats.org/drawingml/2006/wordprocessingDrawing" xmlns:w10="urn:schemas-microsoft-com:office:word" xmlns:w="http://schemas.openxmlformats.org/wordprocessingml/2006/main" xmlns:w14="http://schemas.microsoft.com/office/word/2010/wordml" xmlns:w15="http://schemas.microsoft.com/office/word/2012/wordml" xmlns:w16cex="http://schemas.microsoft.com/office/word/2018/wordml/cex" xmlns:w16cid="http://schemas.microsoft.com/office/word/2016/wordml/cid" xmlns:w16="http://schemas.microsoft.com/office/word/2018/wordml" xmlns:w16du="http://schemas.microsoft.com/office/word/2023/wordml/word16du" xmlns:w16sdtdh="http://schemas.microsoft.com/office/word/2020/wordml/sdtdatahash" xmlns:w16sdtfl="http://schemas.microsoft.com/office/word/2024/wordml/sdtformatlock" xmlns:w16se="http://schemas.microsoft.com/office/word/2015/wordml/symex" xmlns:wpg="http://schemas.microsoft.com/office/word/2010/wordprocessingGroup" xmlns:wpi="http://schemas.microsoft.com/office/word/2010/wordprocessingInk" xmlns:wne="http://schemas.microsoft.com/office/word/2006/wordml" xmlns:wps="http://schemas.microsoft.com/office/word/2010/wordprocessingShape" mc:Ignorable="w14 w15 w16se w16cid w16 w16cex w16sdtdh w16sdtfl w16du wp14">
   <w:sdt>
     <w:sdtPr>
       <w:id w:val="1802804045"/>
@@ -3405,7 +3867,7 @@
 </file>
 
 <file path=word/footnotes.xml><?xml version="1.0" encoding="utf-8"?>
-<w:footnotes xmlns:wpc="http://schemas.microsoft.com/office/word/2010/wordprocessingCanvas" xmlns:cx="http://schemas.microsoft.com/office/drawing/2014/chartex" xmlns:cx1="http://schemas.microsoft.com/office/drawing/2015/9/8/chartex" xmlns:cx2="http://schemas.microsoft.com/office/drawing/2015/10/21/chartex" xmlns:cx3="http://schemas.microsoft.com/office/drawing/2016/5/9/chartex" xmlns:cx4="http://schemas.microsoft.com/office/drawing/2016/5/10/chartex" xmlns:cx5="http://schemas.microsoft.com/office/drawing/2016/5/11/chartex" xmlns:cx6="http://schemas.microsoft.com/office/drawing/2016/5/12/chartex" xmlns:cx7="http://schemas.microsoft.com/office/drawing/2016/5/13/chartex" xmlns:cx8="http://schemas.microsoft.com/office/drawing/2016/5/14/chartex" xmlns:mc="http://schemas.openxmlformats.org/markup-compatibility/2006" xmlns:aink="http://schemas.microsoft.com/office/drawing/2016/ink" xmlns:am3d="http://schemas.microsoft.com/office/drawing/2017/model3d" xmlns:o="urn:schemas-microsoft-com:office:office" xmlns:oel="http://schemas.microsoft.com/office/2019/extlst" xmlns:r="http://schemas.openxmlformats.org/officeDocument/2006/relationships" xmlns:m="http://schemas.openxmlformats.org/officeDocument/2006/math" xmlns:v="urn:schemas-microsoft-com:vml" xmlns:wp14="http://schemas.microsoft.com/office/word/2010/wordprocessingDrawing" xmlns:wp="http://schemas.openxmlformats.org/drawingml/2006/wordprocessingDrawing" xmlns:w10="urn:schemas-microsoft-com:office:word" xmlns:w="http://schemas.openxmlformats.org/wordprocessingml/2006/main" xmlns:w14="http://schemas.microsoft.com/office/word/2010/wordml" xmlns:w15="http://schemas.microsoft.com/office/word/2012/wordml" xmlns:w16cei="http://schemas.microsoft.com/office/word/2026/wordml/cei" xmlns:w16cex="http://schemas.microsoft.com/office/word/2018/wordml/cex" xmlns:w16cid="http://schemas.microsoft.com/office/word/2016/wordml/cid" xmlns:w16="http://schemas.microsoft.com/office/word/2018/wordml" xmlns:w16du="http://schemas.microsoft.com/office/word/2023/wordml/word16du" xmlns:w16sdtdh="http://schemas.microsoft.com/office/word/2020/wordml/sdtdatahash" xmlns:w16sdtfl="http://schemas.microsoft.com/office/word/2024/wordml/sdtformatlock" xmlns:w16se="http://schemas.microsoft.com/office/word/2015/wordml/symex" xmlns:wpg="http://schemas.microsoft.com/office/word/2010/wordprocessingGroup" xmlns:wpi="http://schemas.microsoft.com/office/word/2010/wordprocessingInk" xmlns:wne="http://schemas.microsoft.com/office/word/2006/wordml" xmlns:wps="http://schemas.microsoft.com/office/word/2010/wordprocessingShape" mc:Ignorable="w14 w15 w16se w16cid w16 w16cex w16sdtdh w16sdtfl w16du wp14">
+<w:footnotes xmlns:wpc="http://schemas.microsoft.com/office/word/2010/wordprocessingCanvas" xmlns:cx="http://schemas.microsoft.com/office/drawing/2014/chartex" xmlns:cx1="http://schemas.microsoft.com/office/drawing/2015/9/8/chartex" xmlns:cx2="http://schemas.microsoft.com/office/drawing/2015/10/21/chartex" xmlns:cx3="http://schemas.microsoft.com/office/drawing/2016/5/9/chartex" xmlns:cx4="http://schemas.microsoft.com/office/drawing/2016/5/10/chartex" xmlns:cx5="http://schemas.microsoft.com/office/drawing/2016/5/11/chartex" xmlns:cx6="http://schemas.microsoft.com/office/drawing/2016/5/12/chartex" xmlns:cx7="http://schemas.microsoft.com/office/drawing/2016/5/13/chartex" xmlns:cx8="http://schemas.microsoft.com/office/drawing/2016/5/14/chartex" xmlns:mc="http://schemas.openxmlformats.org/markup-compatibility/2006" xmlns:aink="http://schemas.microsoft.com/office/drawing/2016/ink" xmlns:am3d="http://schemas.microsoft.com/office/drawing/2017/model3d" xmlns:o="urn:schemas-microsoft-com:office:office" xmlns:oel="http://schemas.microsoft.com/office/2019/extlst" xmlns:r="http://schemas.openxmlformats.org/officeDocument/2006/relationships" xmlns:m="http://schemas.openxmlformats.org/officeDocument/2006/math" xmlns:v="urn:schemas-microsoft-com:vml" xmlns:wp14="http://schemas.microsoft.com/office/word/2010/wordprocessingDrawing" xmlns:wp="http://schemas.openxmlformats.org/drawingml/2006/wordprocessingDrawing" xmlns:w10="urn:schemas-microsoft-com:office:word" xmlns:w="http://schemas.openxmlformats.org/wordprocessingml/2006/main" xmlns:w14="http://schemas.microsoft.com/office/word/2010/wordml" xmlns:w15="http://schemas.microsoft.com/office/word/2012/wordml" xmlns:w16cex="http://schemas.microsoft.com/office/word/2018/wordml/cex" xmlns:w16cid="http://schemas.microsoft.com/office/word/2016/wordml/cid" xmlns:w16="http://schemas.microsoft.com/office/word/2018/wordml" xmlns:w16du="http://schemas.microsoft.com/office/word/2023/wordml/word16du" xmlns:w16sdtdh="http://schemas.microsoft.com/office/word/2020/wordml/sdtdatahash" xmlns:w16sdtfl="http://schemas.microsoft.com/office/word/2024/wordml/sdtformatlock" xmlns:w16se="http://schemas.microsoft.com/office/word/2015/wordml/symex" xmlns:wpg="http://schemas.microsoft.com/office/word/2010/wordprocessingGroup" xmlns:wpi="http://schemas.microsoft.com/office/word/2010/wordprocessingInk" xmlns:wne="http://schemas.microsoft.com/office/word/2006/wordml" xmlns:wps="http://schemas.microsoft.com/office/word/2010/wordprocessingShape" mc:Ignorable="w14 w15 w16se w16cid w16 w16cex w16sdtdh w16sdtfl w16du wp14">
   <w:footnote w:type="separator" w:id="-1">
     <w:p>
       <w:pPr>
@@ -3430,7 +3892,7 @@
 </file>
 
 <file path=word/numbering.xml><?xml version="1.0" encoding="utf-8"?>
-<w:numbering xmlns:wpc="http://schemas.microsoft.com/office/word/2010/wordprocessingCanvas" xmlns:cx="http://schemas.microsoft.com/office/drawing/2014/chartex" xmlns:cx1="http://schemas.microsoft.com/office/drawing/2015/9/8/chartex" xmlns:cx2="http://schemas.microsoft.com/office/drawing/2015/10/21/chartex" xmlns:cx3="http://schemas.microsoft.com/office/drawing/2016/5/9/chartex" xmlns:cx4="http://schemas.microsoft.com/office/drawing/2016/5/10/chartex" xmlns:cx5="http://schemas.microsoft.com/office/drawing/2016/5/11/chartex" xmlns:cx6="http://schemas.microsoft.com/office/drawing/2016/5/12/chartex" xmlns:cx7="http://schemas.microsoft.com/office/drawing/2016/5/13/chartex" xmlns:cx8="http://schemas.microsoft.com/office/drawing/2016/5/14/chartex" xmlns:mc="http://schemas.openxmlformats.org/markup-compatibility/2006" xmlns:aink="http://schemas.microsoft.com/office/drawing/2016/ink" xmlns:am3d="http://schemas.microsoft.com/office/drawing/2017/model3d" xmlns:o="urn:schemas-microsoft-com:office:office" xmlns:oel="http://schemas.microsoft.com/office/2019/extlst" xmlns:r="http://schemas.openxmlformats.org/officeDocument/2006/relationships" xmlns:m="http://schemas.openxmlformats.org/officeDocument/2006/math" xmlns:v="urn:schemas-microsoft-com:vml" xmlns:wp14="http://schemas.microsoft.com/office/word/2010/wordprocessingDrawing" xmlns:wp="http://schemas.openxmlformats.org/drawingml/2006/wordprocessingDrawing" xmlns:w10="urn:schemas-microsoft-com:office:word" xmlns:w="http://schemas.openxmlformats.org/wordprocessingml/2006/main" xmlns:w14="http://schemas.microsoft.com/office/word/2010/wordml" xmlns:w15="http://schemas.microsoft.com/office/word/2012/wordml" xmlns:w16cei="http://schemas.microsoft.com/office/word/2026/wordml/cei" xmlns:w16cex="http://schemas.microsoft.com/office/word/2018/wordml/cex" xmlns:w16cid="http://schemas.microsoft.com/office/word/2016/wordml/cid" xmlns:w16="http://schemas.microsoft.com/office/word/2018/wordml" xmlns:w16du="http://schemas.microsoft.com/office/word/2023/wordml/word16du" xmlns:w16sdtdh="http://schemas.microsoft.com/office/word/2020/wordml/sdtdatahash" xmlns:w16sdtfl="http://schemas.microsoft.com/office/word/2024/wordml/sdtformatlock" xmlns:w16se="http://schemas.microsoft.com/office/word/2015/wordml/symex" xmlns:wpg="http://schemas.microsoft.com/office/word/2010/wordprocessingGroup" xmlns:wpi="http://schemas.microsoft.com/office/word/2010/wordprocessingInk" xmlns:wne="http://schemas.microsoft.com/office/word/2006/wordml" xmlns:wps="http://schemas.microsoft.com/office/word/2010/wordprocessingShape" mc:Ignorable="w14 w15 w16se w16cid w16 w16cex w16sdtdh w16sdtfl w16du wp14">
+<w:numbering xmlns:wpc="http://schemas.microsoft.com/office/word/2010/wordprocessingCanvas" xmlns:cx="http://schemas.microsoft.com/office/drawing/2014/chartex" xmlns:cx1="http://schemas.microsoft.com/office/drawing/2015/9/8/chartex" xmlns:cx2="http://schemas.microsoft.com/office/drawing/2015/10/21/chartex" xmlns:cx3="http://schemas.microsoft.com/office/drawing/2016/5/9/chartex" xmlns:cx4="http://schemas.microsoft.com/office/drawing/2016/5/10/chartex" xmlns:cx5="http://schemas.microsoft.com/office/drawing/2016/5/11/chartex" xmlns:cx6="http://schemas.microsoft.com/office/drawing/2016/5/12/chartex" xmlns:cx7="http://schemas.microsoft.com/office/drawing/2016/5/13/chartex" xmlns:cx8="http://schemas.microsoft.com/office/drawing/2016/5/14/chartex" xmlns:mc="http://schemas.openxmlformats.org/markup-compatibility/2006" xmlns:aink="http://schemas.microsoft.com/office/drawing/2016/ink" xmlns:am3d="http://schemas.microsoft.com/office/drawing/2017/model3d" xmlns:o="urn:schemas-microsoft-com:office:office" xmlns:oel="http://schemas.microsoft.com/office/2019/extlst" xmlns:r="http://schemas.openxmlformats.org/officeDocument/2006/relationships" xmlns:m="http://schemas.openxmlformats.org/officeDocument/2006/math" xmlns:v="urn:schemas-microsoft-com:vml" xmlns:wp14="http://schemas.microsoft.com/office/word/2010/wordprocessingDrawing" xmlns:wp="http://schemas.openxmlformats.org/drawingml/2006/wordprocessingDrawing" xmlns:w10="urn:schemas-microsoft-com:office:word" xmlns:w="http://schemas.openxmlformats.org/wordprocessingml/2006/main" xmlns:w14="http://schemas.microsoft.com/office/word/2010/wordml" xmlns:w15="http://schemas.microsoft.com/office/word/2012/wordml" xmlns:w16cex="http://schemas.microsoft.com/office/word/2018/wordml/cex" xmlns:w16cid="http://schemas.microsoft.com/office/word/2016/wordml/cid" xmlns:w16="http://schemas.microsoft.com/office/word/2018/wordml" xmlns:w16du="http://schemas.microsoft.com/office/word/2023/wordml/word16du" xmlns:w16sdtdh="http://schemas.microsoft.com/office/word/2020/wordml/sdtdatahash" xmlns:w16sdtfl="http://schemas.microsoft.com/office/word/2024/wordml/sdtformatlock" xmlns:w16se="http://schemas.microsoft.com/office/word/2015/wordml/symex" xmlns:wpg="http://schemas.microsoft.com/office/word/2010/wordprocessingGroup" xmlns:wpi="http://schemas.microsoft.com/office/word/2010/wordprocessingInk" xmlns:wne="http://schemas.microsoft.com/office/word/2006/wordml" xmlns:wps="http://schemas.microsoft.com/office/word/2010/wordprocessingShape" mc:Ignorable="w14 w15 w16se w16cid w16 w16cex w16sdtdh w16sdtfl w16du wp14">
   <w:abstractNum w:abstractNumId="0" w15:restartNumberingAfterBreak="0">
     <w:nsid w:val="14C56BF2"/>
     <w:multiLevelType w:val="multilevel"/>
